--- a/Fiche identitité  Ps - Gérer le système d'information.docx
+++ b/Fiche identitité  Ps - Gérer le système d'information.docx
@@ -1,6 +1,6 @@
 
 <file path=word/document.xml><?xml version="1.0" encoding="utf-8"?>
-<w:document xmlns:wpc="http://schemas.microsoft.com/office/word/2010/wordprocessingCanvas" xmlns:cx="http://schemas.microsoft.com/office/drawing/2014/chartex" xmlns:cx1="http://schemas.microsoft.com/office/drawing/2015/9/8/chartex" xmlns:mc="http://schemas.openxmlformats.org/markup-compatibility/2006" xmlns:o="urn:schemas-microsoft-com:office:office" xmlns:r="http://schemas.openxmlformats.org/officeDocument/2006/relationships" xmlns:m="http://schemas.openxmlformats.org/officeDocument/2006/math" xmlns:v="urn:schemas-microsoft-com:vml" xmlns:wp14="http://schemas.microsoft.com/office/word/2010/wordprocessingDrawing" xmlns:wp="http://schemas.openxmlformats.org/drawingml/2006/wordprocessingDrawing" xmlns:w10="urn:schemas-microsoft-com:office:word" xmlns:w="http://schemas.openxmlformats.org/wordprocessingml/2006/main" xmlns:w14="http://schemas.microsoft.com/office/word/2010/wordml" xmlns:w15="http://schemas.microsoft.com/office/word/2012/wordml" xmlns:w16se="http://schemas.microsoft.com/office/word/2015/wordml/symex" xmlns:wpg="http://schemas.microsoft.com/office/word/2010/wordprocessingGroup" xmlns:wpi="http://schemas.microsoft.com/office/word/2010/wordprocessingInk" xmlns:wne="http://schemas.microsoft.com/office/word/2006/wordml" xmlns:wps="http://schemas.microsoft.com/office/word/2010/wordprocessingShape" mc:Ignorable="w14 w15 w16se wp14">
+<w:document xmlns:wpc="http://schemas.microsoft.com/office/word/2010/wordprocessingCanvas" xmlns:cx="http://schemas.microsoft.com/office/drawing/2014/chartex" xmlns:cx1="http://schemas.microsoft.com/office/drawing/2015/9/8/chartex" xmlns:cx2="http://schemas.microsoft.com/office/drawing/2015/10/21/chartex" xmlns:cx3="http://schemas.microsoft.com/office/drawing/2016/5/9/chartex" xmlns:cx4="http://schemas.microsoft.com/office/drawing/2016/5/10/chartex" xmlns:cx5="http://schemas.microsoft.com/office/drawing/2016/5/11/chartex" xmlns:cx6="http://schemas.microsoft.com/office/drawing/2016/5/12/chartex" xmlns:cx7="http://schemas.microsoft.com/office/drawing/2016/5/13/chartex" xmlns:cx8="http://schemas.microsoft.com/office/drawing/2016/5/14/chartex" xmlns:mc="http://schemas.openxmlformats.org/markup-compatibility/2006" xmlns:aink="http://schemas.microsoft.com/office/drawing/2016/ink" xmlns:am3d="http://schemas.microsoft.com/office/drawing/2017/model3d" xmlns:o="urn:schemas-microsoft-com:office:office" xmlns:oel="http://schemas.microsoft.com/office/2019/extlst" xmlns:r="http://schemas.openxmlformats.org/officeDocument/2006/relationships" xmlns:m="http://schemas.openxmlformats.org/officeDocument/2006/math" xmlns:v="urn:schemas-microsoft-com:vml" xmlns:wp14="http://schemas.microsoft.com/office/word/2010/wordprocessingDrawing" xmlns:wp="http://schemas.openxmlformats.org/drawingml/2006/wordprocessingDrawing" xmlns:w10="urn:schemas-microsoft-com:office:word" xmlns:w="http://schemas.openxmlformats.org/wordprocessingml/2006/main" xmlns:w14="http://schemas.microsoft.com/office/word/2010/wordml" xmlns:w15="http://schemas.microsoft.com/office/word/2012/wordml" xmlns:w16cex="http://schemas.microsoft.com/office/word/2018/wordml/cex" xmlns:w16cid="http://schemas.microsoft.com/office/word/2016/wordml/cid" xmlns:w16="http://schemas.microsoft.com/office/word/2018/wordml" xmlns:w16sdtdh="http://schemas.microsoft.com/office/word/2020/wordml/sdtdatahash" xmlns:w16se="http://schemas.microsoft.com/office/word/2015/wordml/symex" xmlns:wpg="http://schemas.microsoft.com/office/word/2010/wordprocessingGroup" xmlns:wpi="http://schemas.microsoft.com/office/word/2010/wordprocessingInk" xmlns:wne="http://schemas.microsoft.com/office/word/2006/wordml" xmlns:wps="http://schemas.microsoft.com/office/word/2010/wordprocessingShape" mc:Ignorable="w14 w15 w16se w16cid w16 w16cex w16sdtdh wp14">
   <w:body>
     <w:p>
       <w:pPr>
@@ -547,6 +547,7 @@
                 <w:ilvl w:val="0"/>
                 <w:numId w:val="32"/>
               </w:numPr>
+              <w:shd w:val="clear" w:color="auto" w:fill="FFFF00"/>
               <w:autoSpaceDE w:val="0"/>
               <w:ind w:left="589"/>
               <w:cnfStyle w:val="000000000000" w:firstRow="0" w:lastRow="0" w:firstColumn="0" w:lastColumn="0" w:oddVBand="0" w:evenVBand="0" w:oddHBand="0" w:evenHBand="0" w:firstRowFirstColumn="0" w:firstRowLastColumn="0" w:lastRowFirstColumn="0" w:lastRowLastColumn="0"/>
@@ -558,19 +559,13 @@
               <w:rPr>
                 <w:rFonts w:ascii="Calibri Light" w:hAnsi="Calibri Light" w:cs="Calibri Light"/>
               </w:rPr>
-              <w:t xml:space="preserve">Maîtriser </w:t>
-            </w:r>
-            <w:r>
-              <w:rPr>
-                <w:rFonts w:ascii="Calibri Light" w:hAnsi="Calibri Light" w:cs="Calibri Light"/>
-              </w:rPr>
-              <w:t>&amp;</w:t>
-            </w:r>
-            <w:r>
-              <w:rPr>
-                <w:rFonts w:ascii="Calibri Light" w:hAnsi="Calibri Light" w:cs="Calibri Light"/>
-              </w:rPr>
-              <w:t xml:space="preserve"> Valoriser les Données ;</w:t>
+              <w:t>Data Management</w:t>
+            </w:r>
+            <w:r>
+              <w:rPr>
+                <w:rFonts w:ascii="Calibri Light" w:hAnsi="Calibri Light" w:cs="Calibri Light"/>
+              </w:rPr>
+              <w:t xml:space="preserve"> ;</w:t>
             </w:r>
           </w:p>
           <w:p>
@@ -1848,23 +1843,7 @@
                 <w:rFonts w:ascii="Calibri Light" w:hAnsi="Calibri Light" w:cs="Calibri Light"/>
                 <w:bCs/>
               </w:rPr>
-              <w:t>Budgets (</w:t>
-            </w:r>
-            <w:proofErr w:type="spellStart"/>
-            <w:r>
-              <w:rPr>
-                <w:rFonts w:ascii="Calibri Light" w:hAnsi="Calibri Light" w:cs="Calibri Light"/>
-                <w:bCs/>
-              </w:rPr>
-              <w:t>capex</w:t>
-            </w:r>
-            <w:proofErr w:type="spellEnd"/>
-            <w:r>
-              <w:rPr>
-                <w:rFonts w:ascii="Calibri Light" w:hAnsi="Calibri Light" w:cs="Calibri Light"/>
-                <w:bCs/>
-              </w:rPr>
-              <w:t>/</w:t>
+              <w:t>Budgets (capex/</w:t>
             </w:r>
             <w:proofErr w:type="spellStart"/>
             <w:r>
@@ -1969,15 +1948,7 @@
                 <w:rFonts w:ascii="Calibri Light" w:hAnsi="Calibri Light" w:cs="Calibri Light"/>
                 <w:highlight w:val="yellow"/>
               </w:rPr>
-              <w:t xml:space="preserve">comité </w:t>
-            </w:r>
-            <w:proofErr w:type="gramStart"/>
-            <w:r>
-              <w:rPr>
-                <w:rFonts w:ascii="Calibri Light" w:hAnsi="Calibri Light" w:cs="Calibri Light"/>
-                <w:highlight w:val="yellow"/>
-              </w:rPr>
-              <w:t>DATA</w:t>
+              <w:t>comité DATA</w:t>
             </w:r>
             <w:r>
               <w:rPr>
@@ -1989,14 +1960,7 @@
               <w:rPr>
                 <w:rFonts w:ascii="Calibri Light" w:hAnsi="Calibri Light" w:cs="Calibri Light"/>
               </w:rPr>
-              <w:t>)</w:t>
-            </w:r>
-            <w:proofErr w:type="gramEnd"/>
-            <w:r>
-              <w:rPr>
-                <w:rFonts w:ascii="Calibri Light" w:hAnsi="Calibri Light" w:cs="Calibri Light"/>
-              </w:rPr>
-              <w:t> ;</w:t>
+              <w:t>) ;</w:t>
             </w:r>
           </w:p>
           <w:p>
@@ -3474,33 +3438,7 @@
                 <w:szCs w:val="22"/>
                 <w:lang w:eastAsia="en-US"/>
               </w:rPr>
-              <w:t xml:space="preserve">Assure l’alignement du SMSI sur les standards internationaux et les bonnes pratiques de </w:t>
-            </w:r>
-            <w:proofErr w:type="spellStart"/>
-            <w:r>
-              <w:rPr>
-                <w:rFonts w:ascii="Calibri Light" w:hAnsi="Calibri Light" w:cs="Calibri Light"/>
-                <w:b w:val="0"/>
-                <w:bCs w:val="0"/>
-                <w:color w:val="auto"/>
-                <w:sz w:val="22"/>
-                <w:szCs w:val="22"/>
-                <w:lang w:eastAsia="en-US"/>
-              </w:rPr>
-              <w:t>cybersécurité</w:t>
-            </w:r>
-            <w:proofErr w:type="spellEnd"/>
-            <w:r>
-              <w:rPr>
-                <w:rFonts w:ascii="Calibri Light" w:hAnsi="Calibri Light" w:cs="Calibri Light"/>
-                <w:b w:val="0"/>
-                <w:bCs w:val="0"/>
-                <w:color w:val="auto"/>
-                <w:sz w:val="22"/>
-                <w:szCs w:val="22"/>
-                <w:lang w:eastAsia="en-US"/>
-              </w:rPr>
-              <w:t>.</w:t>
+              <w:t>Assure l’alignement du SMSI sur les standards internationaux et les bonnes pratiques de cybersécurité.</w:t>
             </w:r>
           </w:p>
         </w:tc>
@@ -4067,33 +4005,7 @@
                 <w:szCs w:val="22"/>
                 <w:lang w:eastAsia="en-US"/>
               </w:rPr>
-              <w:t xml:space="preserve">Supervision assurée via </w:t>
-            </w:r>
-            <w:proofErr w:type="spellStart"/>
-            <w:r>
-              <w:rPr>
-                <w:rFonts w:ascii="Calibri Light" w:hAnsi="Calibri Light" w:cs="Calibri Light"/>
-                <w:b w:val="0"/>
-                <w:bCs w:val="0"/>
-                <w:color w:val="auto"/>
-                <w:sz w:val="22"/>
-                <w:szCs w:val="22"/>
-                <w:lang w:eastAsia="en-US"/>
-              </w:rPr>
-              <w:t>Zabbix</w:t>
-            </w:r>
-            <w:proofErr w:type="spellEnd"/>
-            <w:r>
-              <w:rPr>
-                <w:rFonts w:ascii="Calibri Light" w:hAnsi="Calibri Light" w:cs="Calibri Light"/>
-                <w:b w:val="0"/>
-                <w:bCs w:val="0"/>
-                <w:color w:val="auto"/>
-                <w:sz w:val="22"/>
-                <w:szCs w:val="22"/>
-                <w:lang w:eastAsia="en-US"/>
-              </w:rPr>
-              <w:t>, WhatsApp Gold, alertes automatiques par mail</w:t>
+              <w:t>Supervision assurée via Zabbix, WhatsApp Gold, alertes automatiques par mail</w:t>
             </w:r>
           </w:p>
         </w:tc>
@@ -4374,16 +4286,8 @@
               <w:rPr>
                 <w:rFonts w:ascii="Calibri Light" w:hAnsi="Calibri Light" w:cs="Calibri Light"/>
               </w:rPr>
-              <w:t xml:space="preserve">Administration des serveurs et </w:t>
-            </w:r>
-            <w:proofErr w:type="spellStart"/>
-            <w:r>
-              <w:rPr>
-                <w:rFonts w:ascii="Calibri Light" w:hAnsi="Calibri Light" w:cs="Calibri Light"/>
-              </w:rPr>
-              <w:t>datacenters</w:t>
-            </w:r>
-            <w:proofErr w:type="spellEnd"/>
+              <w:t>Administration des serveurs et datacenters</w:t>
+            </w:r>
           </w:p>
         </w:tc>
         <w:tc>
@@ -4494,29 +4398,7 @@
                 <w:color w:val="002060"/>
                 <w:lang w:eastAsia="fr-FR"/>
               </w:rPr>
-              <w:t>Outils de supervision (</w:t>
-            </w:r>
-            <w:proofErr w:type="spellStart"/>
-            <w:r>
-              <w:rPr>
-                <w:rFonts w:ascii="Calibri Light" w:hAnsi="Calibri Light" w:cs="Calibri Light"/>
-                <w:b/>
-                <w:bCs/>
-                <w:color w:val="002060"/>
-                <w:lang w:eastAsia="fr-FR"/>
-              </w:rPr>
-              <w:t>Zabbix</w:t>
-            </w:r>
-            <w:proofErr w:type="spellEnd"/>
-            <w:r>
-              <w:rPr>
-                <w:rFonts w:ascii="Calibri Light" w:hAnsi="Calibri Light" w:cs="Calibri Light"/>
-                <w:b/>
-                <w:bCs/>
-                <w:color w:val="002060"/>
-                <w:lang w:eastAsia="fr-FR"/>
-              </w:rPr>
-              <w:t>, WhatsApp Gold, etc.),</w:t>
+              <w:t>Outils de supervision (Zabbix, WhatsApp Gold, etc.),</w:t>
             </w:r>
           </w:p>
           <w:p>
@@ -5143,16 +5025,8 @@
               <w:rPr>
                 <w:rFonts w:ascii="Calibri Light" w:hAnsi="Calibri Light" w:cs="Calibri Light"/>
               </w:rPr>
-              <w:t xml:space="preserve">Protection contre les </w:t>
-            </w:r>
-            <w:proofErr w:type="spellStart"/>
-            <w:r>
-              <w:rPr>
-                <w:rFonts w:ascii="Calibri Light" w:hAnsi="Calibri Light" w:cs="Calibri Light"/>
-              </w:rPr>
-              <w:t>cybermenaces</w:t>
-            </w:r>
-            <w:proofErr w:type="spellEnd"/>
+              <w:t>Protection contre les cybermenaces</w:t>
+            </w:r>
           </w:p>
         </w:tc>
         <w:tc>
@@ -5467,16 +5341,8 @@
               <w:rPr>
                 <w:rFonts w:ascii="Calibri Light" w:hAnsi="Calibri Light" w:cs="Calibri Light"/>
               </w:rPr>
-              <w:t xml:space="preserve">Sensibilisation des utilisateurs à la </w:t>
-            </w:r>
-            <w:proofErr w:type="spellStart"/>
-            <w:r>
-              <w:rPr>
-                <w:rFonts w:ascii="Calibri Light" w:hAnsi="Calibri Light" w:cs="Calibri Light"/>
-              </w:rPr>
-              <w:t>cybersécurité</w:t>
-            </w:r>
-            <w:proofErr w:type="spellEnd"/>
+              <w:t>Sensibilisation des utilisateurs à la cybersécurité</w:t>
+            </w:r>
           </w:p>
         </w:tc>
         <w:tc>
@@ -6041,19 +5907,11 @@
                 <w:rFonts w:ascii="Calibri Light" w:hAnsi="Calibri Light" w:cs="Calibri Light"/>
               </w:rPr>
             </w:pPr>
-            <w:proofErr w:type="spellStart"/>
-            <w:r>
-              <w:rPr>
-                <w:rFonts w:ascii="Calibri Light" w:hAnsi="Calibri Light" w:cs="Calibri Light"/>
-              </w:rPr>
-              <w:t>DevOps</w:t>
-            </w:r>
-            <w:proofErr w:type="spellEnd"/>
-            <w:r>
-              <w:rPr>
-                <w:rFonts w:ascii="Calibri Light" w:hAnsi="Calibri Light" w:cs="Calibri Light"/>
-              </w:rPr>
-              <w:t xml:space="preserve"> et automatisation des déploiements</w:t>
+            <w:r>
+              <w:rPr>
+                <w:rFonts w:ascii="Calibri Light" w:hAnsi="Calibri Light" w:cs="Calibri Light"/>
+              </w:rPr>
+              <w:t>DevOps et automatisation des déploiements</w:t>
             </w:r>
           </w:p>
         </w:tc>
@@ -6145,16 +6003,7 @@
                 <w:bCs/>
                 <w:highlight w:val="yellow"/>
               </w:rPr>
-              <w:t>Maîtriser &amp;</w:t>
-            </w:r>
-            <w:r>
-              <w:rPr>
-                <w:rFonts w:ascii="Calibri Light" w:hAnsi="Calibri Light" w:cs="Calibri Light"/>
-                <w:b/>
-                <w:bCs/>
-                <w:highlight w:val="yellow"/>
-              </w:rPr>
-              <w:t xml:space="preserve"> Valoriser les Données</w:t>
+              <w:t>Data Management</w:t>
             </w:r>
           </w:p>
         </w:tc>
@@ -6301,13 +6150,9 @@
                 <w:highlight w:val="yellow"/>
                 <w:lang w:eastAsia="fr-FR"/>
               </w:rPr>
-              <w:t>Politique Data Management</w:t>
-            </w:r>
-          </w:p>
-          <w:p>
-            <w:pPr>
-              <w:autoSpaceDE w:val="0"/>
-              <w:jc w:val="center"/>
+              <w:t xml:space="preserve">Politique </w:t>
+            </w:r>
+            <w:r>
               <w:rPr>
                 <w:rFonts w:ascii="Calibri Light" w:hAnsi="Calibri Light" w:cs="Calibri Light"/>
                 <w:b/>
@@ -6316,8 +6161,13 @@
                 <w:highlight w:val="yellow"/>
                 <w:lang w:eastAsia="fr-FR"/>
               </w:rPr>
-            </w:pPr>
-            <w:r>
+              <w:t>Gouvernance des Données</w:t>
+            </w:r>
+          </w:p>
+          <w:p>
+            <w:pPr>
+              <w:autoSpaceDE w:val="0"/>
+              <w:jc w:val="center"/>
               <w:rPr>
                 <w:rFonts w:ascii="Calibri Light" w:hAnsi="Calibri Light" w:cs="Calibri Light"/>
                 <w:b/>
@@ -6326,10 +6176,18 @@
                 <w:highlight w:val="yellow"/>
                 <w:lang w:eastAsia="fr-FR"/>
               </w:rPr>
+            </w:pPr>
+            <w:r>
+              <w:rPr>
+                <w:rFonts w:ascii="Calibri Light" w:hAnsi="Calibri Light" w:cs="Calibri Light"/>
+                <w:b/>
+                <w:bCs/>
+                <w:color w:val="002060"/>
+                <w:highlight w:val="yellow"/>
+                <w:lang w:eastAsia="fr-FR"/>
+              </w:rPr>
               <w:t>(Po.SI.18</w:t>
             </w:r>
-            <w:bookmarkStart w:id="2" w:name="_GoBack"/>
-            <w:bookmarkEnd w:id="2"/>
             <w:r>
               <w:rPr>
                 <w:rFonts w:ascii="Calibri Light" w:hAnsi="Calibri Light" w:cs="Calibri Light"/>
@@ -6715,17 +6573,8 @@
                 <w:rFonts w:ascii="Calibri Light" w:hAnsi="Calibri Light" w:cs="Calibri Light"/>
                 <w:highlight w:val="yellow"/>
               </w:rPr>
-              <w:t xml:space="preserve">Valorisation Data &amp; </w:t>
-            </w:r>
-            <w:proofErr w:type="spellStart"/>
-            <w:r>
-              <w:rPr>
-                <w:rFonts w:ascii="Calibri Light" w:hAnsi="Calibri Light" w:cs="Calibri Light"/>
-                <w:highlight w:val="yellow"/>
-              </w:rPr>
-              <w:t>Analytics</w:t>
-            </w:r>
-            <w:proofErr w:type="spellEnd"/>
+              <w:t>Valorisation Data &amp; Analytics</w:t>
+            </w:r>
           </w:p>
         </w:tc>
         <w:tc>
@@ -6843,7 +6692,7 @@
                 <w:bCs/>
               </w:rPr>
             </w:pPr>
-            <w:bookmarkStart w:id="3" w:name="_Hlk210640986"/>
+            <w:bookmarkStart w:id="2" w:name="_Hlk210640986"/>
             <w:r>
               <w:rPr>
                 <w:rFonts w:ascii="Calibri Light" w:hAnsi="Calibri Light" w:cs="Calibri Light"/>
@@ -6870,7 +6719,7 @@
           </w:p>
         </w:tc>
       </w:tr>
-      <w:bookmarkEnd w:id="3"/>
+      <w:bookmarkEnd w:id="2"/>
       <w:tr>
         <w:trPr>
           <w:trHeight w:val="576"/>
@@ -7780,7 +7629,7 @@
           <w:szCs w:val="24"/>
         </w:rPr>
       </w:pPr>
-      <w:bookmarkStart w:id="4" w:name="_Toc107475307"/>
+      <w:bookmarkStart w:id="3" w:name="_Toc107475307"/>
       <w:r>
         <w:rPr>
           <w:rFonts w:cs="Calibri"/>
@@ -7792,7 +7641,7 @@
         </w:rPr>
         <w:t>Indicateurs</w:t>
       </w:r>
-      <w:bookmarkEnd w:id="4"/>
+      <w:bookmarkEnd w:id="3"/>
       <w:r>
         <w:rPr>
           <w:rFonts w:cs="Calibri"/>
@@ -11928,7 +11777,7 @@
 </file>
 
 <file path=word/endnotes.xml><?xml version="1.0" encoding="utf-8"?>
-<w:endnotes xmlns:wpc="http://schemas.microsoft.com/office/word/2010/wordprocessingCanvas" xmlns:cx="http://schemas.microsoft.com/office/drawing/2014/chartex" xmlns:cx1="http://schemas.microsoft.com/office/drawing/2015/9/8/chartex" xmlns:mc="http://schemas.openxmlformats.org/markup-compatibility/2006" xmlns:o="urn:schemas-microsoft-com:office:office" xmlns:r="http://schemas.openxmlformats.org/officeDocument/2006/relationships" xmlns:m="http://schemas.openxmlformats.org/officeDocument/2006/math" xmlns:v="urn:schemas-microsoft-com:vml" xmlns:wp14="http://schemas.microsoft.com/office/word/2010/wordprocessingDrawing" xmlns:wp="http://schemas.openxmlformats.org/drawingml/2006/wordprocessingDrawing" xmlns:w10="urn:schemas-microsoft-com:office:word" xmlns:w="http://schemas.openxmlformats.org/wordprocessingml/2006/main" xmlns:w14="http://schemas.microsoft.com/office/word/2010/wordml" xmlns:w15="http://schemas.microsoft.com/office/word/2012/wordml" xmlns:w16se="http://schemas.microsoft.com/office/word/2015/wordml/symex" xmlns:wpg="http://schemas.microsoft.com/office/word/2010/wordprocessingGroup" xmlns:wpi="http://schemas.microsoft.com/office/word/2010/wordprocessingInk" xmlns:wne="http://schemas.microsoft.com/office/word/2006/wordml" xmlns:wps="http://schemas.microsoft.com/office/word/2010/wordprocessingShape" mc:Ignorable="w14 w15 w16se wp14">
+<w:endnotes xmlns:wpc="http://schemas.microsoft.com/office/word/2010/wordprocessingCanvas" xmlns:cx="http://schemas.microsoft.com/office/drawing/2014/chartex" xmlns:cx1="http://schemas.microsoft.com/office/drawing/2015/9/8/chartex" xmlns:cx2="http://schemas.microsoft.com/office/drawing/2015/10/21/chartex" xmlns:cx3="http://schemas.microsoft.com/office/drawing/2016/5/9/chartex" xmlns:cx4="http://schemas.microsoft.com/office/drawing/2016/5/10/chartex" xmlns:cx5="http://schemas.microsoft.com/office/drawing/2016/5/11/chartex" xmlns:cx6="http://schemas.microsoft.com/office/drawing/2016/5/12/chartex" xmlns:cx7="http://schemas.microsoft.com/office/drawing/2016/5/13/chartex" xmlns:cx8="http://schemas.microsoft.com/office/drawing/2016/5/14/chartex" xmlns:mc="http://schemas.openxmlformats.org/markup-compatibility/2006" xmlns:aink="http://schemas.microsoft.com/office/drawing/2016/ink" xmlns:am3d="http://schemas.microsoft.com/office/drawing/2017/model3d" xmlns:o="urn:schemas-microsoft-com:office:office" xmlns:oel="http://schemas.microsoft.com/office/2019/extlst" xmlns:r="http://schemas.openxmlformats.org/officeDocument/2006/relationships" xmlns:m="http://schemas.openxmlformats.org/officeDocument/2006/math" xmlns:v="urn:schemas-microsoft-com:vml" xmlns:wp14="http://schemas.microsoft.com/office/word/2010/wordprocessingDrawing" xmlns:wp="http://schemas.openxmlformats.org/drawingml/2006/wordprocessingDrawing" xmlns:w10="urn:schemas-microsoft-com:office:word" xmlns:w="http://schemas.openxmlformats.org/wordprocessingml/2006/main" xmlns:w14="http://schemas.microsoft.com/office/word/2010/wordml" xmlns:w15="http://schemas.microsoft.com/office/word/2012/wordml" xmlns:w16cex="http://schemas.microsoft.com/office/word/2018/wordml/cex" xmlns:w16cid="http://schemas.microsoft.com/office/word/2016/wordml/cid" xmlns:w16="http://schemas.microsoft.com/office/word/2018/wordml" xmlns:w16sdtdh="http://schemas.microsoft.com/office/word/2020/wordml/sdtdatahash" xmlns:w16se="http://schemas.microsoft.com/office/word/2015/wordml/symex" xmlns:wpg="http://schemas.microsoft.com/office/word/2010/wordprocessingGroup" xmlns:wpi="http://schemas.microsoft.com/office/word/2010/wordprocessingInk" xmlns:wne="http://schemas.microsoft.com/office/word/2006/wordml" xmlns:wps="http://schemas.microsoft.com/office/word/2010/wordprocessingShape" mc:Ignorable="w14 w15 w16se w16cid w16 w16cex w16sdtdh wp14">
   <w:endnote w:type="separator" w:id="-1">
     <w:p>
       <w:pPr>
@@ -11953,7 +11802,7 @@
 </file>
 
 <file path=word/footer1.xml><?xml version="1.0" encoding="utf-8"?>
-<w:ftr xmlns:wpc="http://schemas.microsoft.com/office/word/2010/wordprocessingCanvas" xmlns:cx="http://schemas.microsoft.com/office/drawing/2014/chartex" xmlns:cx1="http://schemas.microsoft.com/office/drawing/2015/9/8/chartex" xmlns:mc="http://schemas.openxmlformats.org/markup-compatibility/2006" xmlns:o="urn:schemas-microsoft-com:office:office" xmlns:r="http://schemas.openxmlformats.org/officeDocument/2006/relationships" xmlns:m="http://schemas.openxmlformats.org/officeDocument/2006/math" xmlns:v="urn:schemas-microsoft-com:vml" xmlns:wp14="http://schemas.microsoft.com/office/word/2010/wordprocessingDrawing" xmlns:wp="http://schemas.openxmlformats.org/drawingml/2006/wordprocessingDrawing" xmlns:w10="urn:schemas-microsoft-com:office:word" xmlns:w="http://schemas.openxmlformats.org/wordprocessingml/2006/main" xmlns:w14="http://schemas.microsoft.com/office/word/2010/wordml" xmlns:w15="http://schemas.microsoft.com/office/word/2012/wordml" xmlns:w16se="http://schemas.microsoft.com/office/word/2015/wordml/symex" xmlns:wpg="http://schemas.microsoft.com/office/word/2010/wordprocessingGroup" xmlns:wpi="http://schemas.microsoft.com/office/word/2010/wordprocessingInk" xmlns:wne="http://schemas.microsoft.com/office/word/2006/wordml" xmlns:wps="http://schemas.microsoft.com/office/word/2010/wordprocessingShape" mc:Ignorable="w14 w15 w16se wp14">
+<w:ftr xmlns:wpc="http://schemas.microsoft.com/office/word/2010/wordprocessingCanvas" xmlns:cx="http://schemas.microsoft.com/office/drawing/2014/chartex" xmlns:cx1="http://schemas.microsoft.com/office/drawing/2015/9/8/chartex" xmlns:cx2="http://schemas.microsoft.com/office/drawing/2015/10/21/chartex" xmlns:cx3="http://schemas.microsoft.com/office/drawing/2016/5/9/chartex" xmlns:cx4="http://schemas.microsoft.com/office/drawing/2016/5/10/chartex" xmlns:cx5="http://schemas.microsoft.com/office/drawing/2016/5/11/chartex" xmlns:cx6="http://schemas.microsoft.com/office/drawing/2016/5/12/chartex" xmlns:cx7="http://schemas.microsoft.com/office/drawing/2016/5/13/chartex" xmlns:cx8="http://schemas.microsoft.com/office/drawing/2016/5/14/chartex" xmlns:mc="http://schemas.openxmlformats.org/markup-compatibility/2006" xmlns:aink="http://schemas.microsoft.com/office/drawing/2016/ink" xmlns:am3d="http://schemas.microsoft.com/office/drawing/2017/model3d" xmlns:o="urn:schemas-microsoft-com:office:office" xmlns:oel="http://schemas.microsoft.com/office/2019/extlst" xmlns:r="http://schemas.openxmlformats.org/officeDocument/2006/relationships" xmlns:m="http://schemas.openxmlformats.org/officeDocument/2006/math" xmlns:v="urn:schemas-microsoft-com:vml" xmlns:wp14="http://schemas.microsoft.com/office/word/2010/wordprocessingDrawing" xmlns:wp="http://schemas.openxmlformats.org/drawingml/2006/wordprocessingDrawing" xmlns:w10="urn:schemas-microsoft-com:office:word" xmlns:w="http://schemas.openxmlformats.org/wordprocessingml/2006/main" xmlns:w14="http://schemas.microsoft.com/office/word/2010/wordml" xmlns:w15="http://schemas.microsoft.com/office/word/2012/wordml" xmlns:w16cex="http://schemas.microsoft.com/office/word/2018/wordml/cex" xmlns:w16cid="http://schemas.microsoft.com/office/word/2016/wordml/cid" xmlns:w16="http://schemas.microsoft.com/office/word/2018/wordml" xmlns:w16sdtdh="http://schemas.microsoft.com/office/word/2020/wordml/sdtdatahash" xmlns:w16se="http://schemas.microsoft.com/office/word/2015/wordml/symex" xmlns:wpg="http://schemas.microsoft.com/office/word/2010/wordprocessingGroup" xmlns:wpi="http://schemas.microsoft.com/office/word/2010/wordprocessingInk" xmlns:wne="http://schemas.microsoft.com/office/word/2006/wordml" xmlns:wps="http://schemas.microsoft.com/office/word/2010/wordprocessingShape" mc:Ignorable="w14 w15 w16se w16cid w16 w16cex w16sdtdh wp14">
   <w:sdt>
     <w:sdtPr>
       <w:rPr>
@@ -11965,7 +11814,6 @@
         <w:docPartUnique/>
       </w:docPartObj>
     </w:sdtPr>
-    <w:sdtEndPr/>
     <w:sdtContent>
       <w:p>
         <w:pPr>
@@ -12137,7 +11985,7 @@
             </mc:Choice>
             <mc:Fallback>
               <w:pict>
-                <v:group w14:anchorId="66731D2D" id="Groupe 1" o:spid="_x0000_s1026" style="position:absolute;margin-left:-26.7pt;margin-top:759pt;width:24.5pt;height:32.45pt;z-index:251661312;mso-position-horizontal:right;mso-position-horizontal-relative:margin;mso-position-vertical-relative:page" coordorigin="1743,14699" coordsize="688,1129" o:gfxdata="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">
+                <v:group w14:anchorId="66731D2D" id="Groupe 1" o:spid="_x0000_s1026" style="position:absolute;margin-left:-26.7pt;margin-top:759pt;width:24.5pt;height:32.45pt;z-index:251661312;mso-position-horizontal:right;mso-position-horizontal-relative:margin;mso-position-vertical-relative:page" coordorigin="1743,14699" coordsize="688,1129" o:gfxdata="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">
                   <v:shapetype id="_x0000_t32" coordsize="21600,21600" o:spt="32" o:oned="t" path="m,l21600,21600e" filled="f">
                     <v:path arrowok="t" fillok="f" o:connecttype="none"/>
                     <o:lock v:ext="edit" shapetype="t"/>
@@ -12202,7 +12050,7 @@
 </file>
 
 <file path=word/footnotes.xml><?xml version="1.0" encoding="utf-8"?>
-<w:footnotes xmlns:wpc="http://schemas.microsoft.com/office/word/2010/wordprocessingCanvas" xmlns:cx="http://schemas.microsoft.com/office/drawing/2014/chartex" xmlns:cx1="http://schemas.microsoft.com/office/drawing/2015/9/8/chartex" xmlns:mc="http://schemas.openxmlformats.org/markup-compatibility/2006" xmlns:o="urn:schemas-microsoft-com:office:office" xmlns:r="http://schemas.openxmlformats.org/officeDocument/2006/relationships" xmlns:m="http://schemas.openxmlformats.org/officeDocument/2006/math" xmlns:v="urn:schemas-microsoft-com:vml" xmlns:wp14="http://schemas.microsoft.com/office/word/2010/wordprocessingDrawing" xmlns:wp="http://schemas.openxmlformats.org/drawingml/2006/wordprocessingDrawing" xmlns:w10="urn:schemas-microsoft-com:office:word" xmlns:w="http://schemas.openxmlformats.org/wordprocessingml/2006/main" xmlns:w14="http://schemas.microsoft.com/office/word/2010/wordml" xmlns:w15="http://schemas.microsoft.com/office/word/2012/wordml" xmlns:w16se="http://schemas.microsoft.com/office/word/2015/wordml/symex" xmlns:wpg="http://schemas.microsoft.com/office/word/2010/wordprocessingGroup" xmlns:wpi="http://schemas.microsoft.com/office/word/2010/wordprocessingInk" xmlns:wne="http://schemas.microsoft.com/office/word/2006/wordml" xmlns:wps="http://schemas.microsoft.com/office/word/2010/wordprocessingShape" mc:Ignorable="w14 w15 w16se wp14">
+<w:footnotes xmlns:wpc="http://schemas.microsoft.com/office/word/2010/wordprocessingCanvas" xmlns:cx="http://schemas.microsoft.com/office/drawing/2014/chartex" xmlns:cx1="http://schemas.microsoft.com/office/drawing/2015/9/8/chartex" xmlns:cx2="http://schemas.microsoft.com/office/drawing/2015/10/21/chartex" xmlns:cx3="http://schemas.microsoft.com/office/drawing/2016/5/9/chartex" xmlns:cx4="http://schemas.microsoft.com/office/drawing/2016/5/10/chartex" xmlns:cx5="http://schemas.microsoft.com/office/drawing/2016/5/11/chartex" xmlns:cx6="http://schemas.microsoft.com/office/drawing/2016/5/12/chartex" xmlns:cx7="http://schemas.microsoft.com/office/drawing/2016/5/13/chartex" xmlns:cx8="http://schemas.microsoft.com/office/drawing/2016/5/14/chartex" xmlns:mc="http://schemas.openxmlformats.org/markup-compatibility/2006" xmlns:aink="http://schemas.microsoft.com/office/drawing/2016/ink" xmlns:am3d="http://schemas.microsoft.com/office/drawing/2017/model3d" xmlns:o="urn:schemas-microsoft-com:office:office" xmlns:oel="http://schemas.microsoft.com/office/2019/extlst" xmlns:r="http://schemas.openxmlformats.org/officeDocument/2006/relationships" xmlns:m="http://schemas.openxmlformats.org/officeDocument/2006/math" xmlns:v="urn:schemas-microsoft-com:vml" xmlns:wp14="http://schemas.microsoft.com/office/word/2010/wordprocessingDrawing" xmlns:wp="http://schemas.openxmlformats.org/drawingml/2006/wordprocessingDrawing" xmlns:w10="urn:schemas-microsoft-com:office:word" xmlns:w="http://schemas.openxmlformats.org/wordprocessingml/2006/main" xmlns:w14="http://schemas.microsoft.com/office/word/2010/wordml" xmlns:w15="http://schemas.microsoft.com/office/word/2012/wordml" xmlns:w16cex="http://schemas.microsoft.com/office/word/2018/wordml/cex" xmlns:w16cid="http://schemas.microsoft.com/office/word/2016/wordml/cid" xmlns:w16="http://schemas.microsoft.com/office/word/2018/wordml" xmlns:w16sdtdh="http://schemas.microsoft.com/office/word/2020/wordml/sdtdatahash" xmlns:w16se="http://schemas.microsoft.com/office/word/2015/wordml/symex" xmlns:wpg="http://schemas.microsoft.com/office/word/2010/wordprocessingGroup" xmlns:wpi="http://schemas.microsoft.com/office/word/2010/wordprocessingInk" xmlns:wne="http://schemas.microsoft.com/office/word/2006/wordml" xmlns:wps="http://schemas.microsoft.com/office/word/2010/wordprocessingShape" mc:Ignorable="w14 w15 w16se w16cid w16 w16cex w16sdtdh wp14">
   <w:footnote w:type="separator" w:id="-1">
     <w:p>
       <w:pPr>
@@ -12230,7 +12078,7 @@
 </file>
 
 <file path=word/header1.xml><?xml version="1.0" encoding="utf-8"?>
-<w:hdr xmlns:wpc="http://schemas.microsoft.com/office/word/2010/wordprocessingCanvas" xmlns:cx="http://schemas.microsoft.com/office/drawing/2014/chartex" xmlns:cx1="http://schemas.microsoft.com/office/drawing/2015/9/8/chartex" xmlns:mc="http://schemas.openxmlformats.org/markup-compatibility/2006" xmlns:o="urn:schemas-microsoft-com:office:office" xmlns:r="http://schemas.openxmlformats.org/officeDocument/2006/relationships" xmlns:m="http://schemas.openxmlformats.org/officeDocument/2006/math" xmlns:v="urn:schemas-microsoft-com:vml" xmlns:wp14="http://schemas.microsoft.com/office/word/2010/wordprocessingDrawing" xmlns:wp="http://schemas.openxmlformats.org/drawingml/2006/wordprocessingDrawing" xmlns:w10="urn:schemas-microsoft-com:office:word" xmlns:w="http://schemas.openxmlformats.org/wordprocessingml/2006/main" xmlns:w14="http://schemas.microsoft.com/office/word/2010/wordml" xmlns:w15="http://schemas.microsoft.com/office/word/2012/wordml" xmlns:w16se="http://schemas.microsoft.com/office/word/2015/wordml/symex" xmlns:wpg="http://schemas.microsoft.com/office/word/2010/wordprocessingGroup" xmlns:wpi="http://schemas.microsoft.com/office/word/2010/wordprocessingInk" xmlns:wne="http://schemas.microsoft.com/office/word/2006/wordml" xmlns:wps="http://schemas.microsoft.com/office/word/2010/wordprocessingShape" mc:Ignorable="w14 w15 w16se wp14">
+<w:hdr xmlns:wpc="http://schemas.microsoft.com/office/word/2010/wordprocessingCanvas" xmlns:cx="http://schemas.microsoft.com/office/drawing/2014/chartex" xmlns:cx1="http://schemas.microsoft.com/office/drawing/2015/9/8/chartex" xmlns:cx2="http://schemas.microsoft.com/office/drawing/2015/10/21/chartex" xmlns:cx3="http://schemas.microsoft.com/office/drawing/2016/5/9/chartex" xmlns:cx4="http://schemas.microsoft.com/office/drawing/2016/5/10/chartex" xmlns:cx5="http://schemas.microsoft.com/office/drawing/2016/5/11/chartex" xmlns:cx6="http://schemas.microsoft.com/office/drawing/2016/5/12/chartex" xmlns:cx7="http://schemas.microsoft.com/office/drawing/2016/5/13/chartex" xmlns:cx8="http://schemas.microsoft.com/office/drawing/2016/5/14/chartex" xmlns:mc="http://schemas.openxmlformats.org/markup-compatibility/2006" xmlns:aink="http://schemas.microsoft.com/office/drawing/2016/ink" xmlns:am3d="http://schemas.microsoft.com/office/drawing/2017/model3d" xmlns:o="urn:schemas-microsoft-com:office:office" xmlns:oel="http://schemas.microsoft.com/office/2019/extlst" xmlns:r="http://schemas.openxmlformats.org/officeDocument/2006/relationships" xmlns:m="http://schemas.openxmlformats.org/officeDocument/2006/math" xmlns:v="urn:schemas-microsoft-com:vml" xmlns:wp14="http://schemas.microsoft.com/office/word/2010/wordprocessingDrawing" xmlns:wp="http://schemas.openxmlformats.org/drawingml/2006/wordprocessingDrawing" xmlns:w10="urn:schemas-microsoft-com:office:word" xmlns:w="http://schemas.openxmlformats.org/wordprocessingml/2006/main" xmlns:w14="http://schemas.microsoft.com/office/word/2010/wordml" xmlns:w15="http://schemas.microsoft.com/office/word/2012/wordml" xmlns:w16cex="http://schemas.microsoft.com/office/word/2018/wordml/cex" xmlns:w16cid="http://schemas.microsoft.com/office/word/2016/wordml/cid" xmlns:w16="http://schemas.microsoft.com/office/word/2018/wordml" xmlns:w16sdtdh="http://schemas.microsoft.com/office/word/2020/wordml/sdtdatahash" xmlns:w16se="http://schemas.microsoft.com/office/word/2015/wordml/symex" xmlns:wpg="http://schemas.microsoft.com/office/word/2010/wordprocessingGroup" xmlns:wpi="http://schemas.microsoft.com/office/word/2010/wordprocessingInk" xmlns:wne="http://schemas.microsoft.com/office/word/2006/wordml" xmlns:wps="http://schemas.microsoft.com/office/word/2010/wordprocessingShape" mc:Ignorable="w14 w15 w16se w16cid w16 w16cex w16sdtdh wp14">
   <w:p>
     <w:pPr>
       <w:pStyle w:val="En-tte"/>
@@ -12308,7 +12156,7 @@
 </file>
 
 <file path=word/numbering.xml><?xml version="1.0" encoding="utf-8"?>
-<w:numbering xmlns:wpc="http://schemas.microsoft.com/office/word/2010/wordprocessingCanvas" xmlns:cx="http://schemas.microsoft.com/office/drawing/2014/chartex" xmlns:cx1="http://schemas.microsoft.com/office/drawing/2015/9/8/chartex" xmlns:mc="http://schemas.openxmlformats.org/markup-compatibility/2006" xmlns:o="urn:schemas-microsoft-com:office:office" xmlns:r="http://schemas.openxmlformats.org/officeDocument/2006/relationships" xmlns:m="http://schemas.openxmlformats.org/officeDocument/2006/math" xmlns:v="urn:schemas-microsoft-com:vml" xmlns:wp14="http://schemas.microsoft.com/office/word/2010/wordprocessingDrawing" xmlns:wp="http://schemas.openxmlformats.org/drawingml/2006/wordprocessingDrawing" xmlns:w10="urn:schemas-microsoft-com:office:word" xmlns:w="http://schemas.openxmlformats.org/wordprocessingml/2006/main" xmlns:w14="http://schemas.microsoft.com/office/word/2010/wordml" xmlns:w15="http://schemas.microsoft.com/office/word/2012/wordml" xmlns:w16se="http://schemas.microsoft.com/office/word/2015/wordml/symex" xmlns:wpg="http://schemas.microsoft.com/office/word/2010/wordprocessingGroup" xmlns:wpi="http://schemas.microsoft.com/office/word/2010/wordprocessingInk" xmlns:wne="http://schemas.microsoft.com/office/word/2006/wordml" xmlns:wps="http://schemas.microsoft.com/office/word/2010/wordprocessingShape" mc:Ignorable="w14 w15 w16se wp14">
+<w:numbering xmlns:wpc="http://schemas.microsoft.com/office/word/2010/wordprocessingCanvas" xmlns:cx="http://schemas.microsoft.com/office/drawing/2014/chartex" xmlns:cx1="http://schemas.microsoft.com/office/drawing/2015/9/8/chartex" xmlns:cx2="http://schemas.microsoft.com/office/drawing/2015/10/21/chartex" xmlns:cx3="http://schemas.microsoft.com/office/drawing/2016/5/9/chartex" xmlns:cx4="http://schemas.microsoft.com/office/drawing/2016/5/10/chartex" xmlns:cx5="http://schemas.microsoft.com/office/drawing/2016/5/11/chartex" xmlns:cx6="http://schemas.microsoft.com/office/drawing/2016/5/12/chartex" xmlns:cx7="http://schemas.microsoft.com/office/drawing/2016/5/13/chartex" xmlns:cx8="http://schemas.microsoft.com/office/drawing/2016/5/14/chartex" xmlns:mc="http://schemas.openxmlformats.org/markup-compatibility/2006" xmlns:aink="http://schemas.microsoft.com/office/drawing/2016/ink" xmlns:am3d="http://schemas.microsoft.com/office/drawing/2017/model3d" xmlns:o="urn:schemas-microsoft-com:office:office" xmlns:oel="http://schemas.microsoft.com/office/2019/extlst" xmlns:r="http://schemas.openxmlformats.org/officeDocument/2006/relationships" xmlns:m="http://schemas.openxmlformats.org/officeDocument/2006/math" xmlns:v="urn:schemas-microsoft-com:vml" xmlns:wp14="http://schemas.microsoft.com/office/word/2010/wordprocessingDrawing" xmlns:wp="http://schemas.openxmlformats.org/drawingml/2006/wordprocessingDrawing" xmlns:w10="urn:schemas-microsoft-com:office:word" xmlns:w="http://schemas.openxmlformats.org/wordprocessingml/2006/main" xmlns:w14="http://schemas.microsoft.com/office/word/2010/wordml" xmlns:w15="http://schemas.microsoft.com/office/word/2012/wordml" xmlns:w16cex="http://schemas.microsoft.com/office/word/2018/wordml/cex" xmlns:w16cid="http://schemas.microsoft.com/office/word/2016/wordml/cid" xmlns:w16="http://schemas.microsoft.com/office/word/2018/wordml" xmlns:w16sdtdh="http://schemas.microsoft.com/office/word/2020/wordml/sdtdatahash" xmlns:w16se="http://schemas.microsoft.com/office/word/2015/wordml/symex" xmlns:wpg="http://schemas.microsoft.com/office/word/2010/wordprocessingGroup" xmlns:wpi="http://schemas.microsoft.com/office/word/2010/wordprocessingInk" xmlns:wne="http://schemas.microsoft.com/office/word/2006/wordml" xmlns:wps="http://schemas.microsoft.com/office/word/2010/wordprocessingShape" mc:Ignorable="w14 w15 w16se w16cid w16 w16cex w16sdtdh wp14">
   <w:abstractNum w:abstractNumId="0" w15:restartNumberingAfterBreak="0">
     <w:nsid w:val="053D135C"/>
     <w:multiLevelType w:val="multilevel"/>
@@ -16028,119 +15876,119 @@
       </w:pPr>
     </w:lvl>
   </w:abstractNum>
-  <w:num w:numId="1">
+  <w:num w:numId="1" w16cid:durableId="1209687137">
     <w:abstractNumId w:val="15"/>
   </w:num>
-  <w:num w:numId="2">
+  <w:num w:numId="2" w16cid:durableId="749157144">
     <w:abstractNumId w:val="20"/>
   </w:num>
-  <w:num w:numId="3">
+  <w:num w:numId="3" w16cid:durableId="1034038151">
     <w:abstractNumId w:val="0"/>
   </w:num>
-  <w:num w:numId="4">
+  <w:num w:numId="4" w16cid:durableId="1489175374">
     <w:abstractNumId w:val="11"/>
   </w:num>
-  <w:num w:numId="5">
+  <w:num w:numId="5" w16cid:durableId="1078552118">
     <w:abstractNumId w:val="5"/>
   </w:num>
-  <w:num w:numId="6">
+  <w:num w:numId="6" w16cid:durableId="2037536210">
     <w:abstractNumId w:val="33"/>
   </w:num>
-  <w:num w:numId="7">
+  <w:num w:numId="7" w16cid:durableId="1142699095">
     <w:abstractNumId w:val="25"/>
   </w:num>
-  <w:num w:numId="8">
+  <w:num w:numId="8" w16cid:durableId="570889518">
     <w:abstractNumId w:val="34"/>
   </w:num>
-  <w:num w:numId="9">
+  <w:num w:numId="9" w16cid:durableId="1560747608">
     <w:abstractNumId w:val="27"/>
   </w:num>
-  <w:num w:numId="10">
+  <w:num w:numId="10" w16cid:durableId="409154121">
     <w:abstractNumId w:val="28"/>
   </w:num>
-  <w:num w:numId="11">
+  <w:num w:numId="11" w16cid:durableId="2024241416">
     <w:abstractNumId w:val="30"/>
   </w:num>
-  <w:num w:numId="12">
+  <w:num w:numId="12" w16cid:durableId="115755122">
     <w:abstractNumId w:val="6"/>
   </w:num>
-  <w:num w:numId="13">
+  <w:num w:numId="13" w16cid:durableId="91779734">
     <w:abstractNumId w:val="16"/>
   </w:num>
-  <w:num w:numId="14">
+  <w:num w:numId="14" w16cid:durableId="1166241454">
     <w:abstractNumId w:val="32"/>
   </w:num>
-  <w:num w:numId="15">
+  <w:num w:numId="15" w16cid:durableId="1049761810">
     <w:abstractNumId w:val="24"/>
   </w:num>
-  <w:num w:numId="16">
+  <w:num w:numId="16" w16cid:durableId="101149012">
     <w:abstractNumId w:val="35"/>
   </w:num>
-  <w:num w:numId="17">
+  <w:num w:numId="17" w16cid:durableId="1201936243">
     <w:abstractNumId w:val="7"/>
   </w:num>
-  <w:num w:numId="18">
+  <w:num w:numId="18" w16cid:durableId="1841462742">
     <w:abstractNumId w:val="17"/>
   </w:num>
-  <w:num w:numId="19">
+  <w:num w:numId="19" w16cid:durableId="1668633215">
     <w:abstractNumId w:val="1"/>
   </w:num>
-  <w:num w:numId="20">
+  <w:num w:numId="20" w16cid:durableId="1338192681">
     <w:abstractNumId w:val="14"/>
   </w:num>
-  <w:num w:numId="21">
+  <w:num w:numId="21" w16cid:durableId="1149714610">
     <w:abstractNumId w:val="18"/>
   </w:num>
-  <w:num w:numId="22">
+  <w:num w:numId="22" w16cid:durableId="2025091103">
     <w:abstractNumId w:val="26"/>
   </w:num>
-  <w:num w:numId="23">
+  <w:num w:numId="23" w16cid:durableId="521549975">
     <w:abstractNumId w:val="22"/>
   </w:num>
-  <w:num w:numId="24">
+  <w:num w:numId="24" w16cid:durableId="1995721982">
     <w:abstractNumId w:val="21"/>
   </w:num>
-  <w:num w:numId="25">
+  <w:num w:numId="25" w16cid:durableId="585650993">
     <w:abstractNumId w:val="9"/>
   </w:num>
-  <w:num w:numId="26">
+  <w:num w:numId="26" w16cid:durableId="126360773">
     <w:abstractNumId w:val="3"/>
   </w:num>
-  <w:num w:numId="27">
+  <w:num w:numId="27" w16cid:durableId="1622419550">
     <w:abstractNumId w:val="8"/>
   </w:num>
-  <w:num w:numId="28">
+  <w:num w:numId="28" w16cid:durableId="377050811">
     <w:abstractNumId w:val="12"/>
   </w:num>
-  <w:num w:numId="29">
+  <w:num w:numId="29" w16cid:durableId="108088403">
     <w:abstractNumId w:val="10"/>
   </w:num>
-  <w:num w:numId="30">
+  <w:num w:numId="30" w16cid:durableId="1080057135">
     <w:abstractNumId w:val="23"/>
   </w:num>
-  <w:num w:numId="31">
+  <w:num w:numId="31" w16cid:durableId="1568879020">
     <w:abstractNumId w:val="4"/>
   </w:num>
-  <w:num w:numId="32">
+  <w:num w:numId="32" w16cid:durableId="1936739871">
     <w:abstractNumId w:val="19"/>
   </w:num>
-  <w:num w:numId="33">
+  <w:num w:numId="33" w16cid:durableId="1393849677">
     <w:abstractNumId w:val="2"/>
   </w:num>
-  <w:num w:numId="34">
+  <w:num w:numId="34" w16cid:durableId="1473711596">
     <w:abstractNumId w:val="29"/>
   </w:num>
-  <w:num w:numId="35">
+  <w:num w:numId="35" w16cid:durableId="1484158384">
     <w:abstractNumId w:val="13"/>
   </w:num>
-  <w:num w:numId="36">
+  <w:num w:numId="36" w16cid:durableId="671303731">
     <w:abstractNumId w:val="31"/>
   </w:num>
 </w:numbering>
 </file>
 
 <file path=word/styles.xml><?xml version="1.0" encoding="utf-8"?>
-<w:styles xmlns:mc="http://schemas.openxmlformats.org/markup-compatibility/2006" xmlns:r="http://schemas.openxmlformats.org/officeDocument/2006/relationships" xmlns:w="http://schemas.openxmlformats.org/wordprocessingml/2006/main" xmlns:w14="http://schemas.microsoft.com/office/word/2010/wordml" xmlns:w15="http://schemas.microsoft.com/office/word/2012/wordml" xmlns:w16se="http://schemas.microsoft.com/office/word/2015/wordml/symex" mc:Ignorable="w14 w15 w16se">
+<w:styles xmlns:mc="http://schemas.openxmlformats.org/markup-compatibility/2006" xmlns:r="http://schemas.openxmlformats.org/officeDocument/2006/relationships" xmlns:w="http://schemas.openxmlformats.org/wordprocessingml/2006/main" xmlns:w14="http://schemas.microsoft.com/office/word/2010/wordml" xmlns:w15="http://schemas.microsoft.com/office/word/2012/wordml" xmlns:w16cex="http://schemas.microsoft.com/office/word/2018/wordml/cex" xmlns:w16cid="http://schemas.microsoft.com/office/word/2016/wordml/cid" xmlns:w16="http://schemas.microsoft.com/office/word/2018/wordml" xmlns:w16sdtdh="http://schemas.microsoft.com/office/word/2020/wordml/sdtdatahash" xmlns:w16se="http://schemas.microsoft.com/office/word/2015/wordml/symex" mc:Ignorable="w14 w15 w16se w16cid w16 w16cex w16sdtdh">
   <w:docDefaults>
     <w:rPrDefault>
       <w:rPr>
@@ -16158,7 +16006,7 @@
       </w:pPr>
     </w:pPrDefault>
   </w:docDefaults>
-  <w:latentStyles w:defLockedState="0" w:defUIPriority="99" w:defSemiHidden="0" w:defUnhideWhenUsed="0" w:defQFormat="0" w:count="371">
+  <w:latentStyles w:defLockedState="0" w:defUIPriority="99" w:defSemiHidden="0" w:defUnhideWhenUsed="0" w:defQFormat="0" w:count="376">
     <w:lsdException w:name="Normal" w:uiPriority="0" w:qFormat="1"/>
     <w:lsdException w:name="heading 1" w:uiPriority="9" w:qFormat="1"/>
     <w:lsdException w:name="heading 2" w:semiHidden="1" w:uiPriority="9" w:unhideWhenUsed="1" w:qFormat="1"/>
@@ -16530,6 +16378,11 @@
     <w:lsdException w:name="List Table 5 Dark Accent 6" w:uiPriority="50"/>
     <w:lsdException w:name="List Table 6 Colorful Accent 6" w:uiPriority="51"/>
     <w:lsdException w:name="List Table 7 Colorful Accent 6" w:uiPriority="52"/>
+    <w:lsdException w:name="Mention" w:semiHidden="1" w:unhideWhenUsed="1"/>
+    <w:lsdException w:name="Smart Hyperlink" w:semiHidden="1" w:unhideWhenUsed="1"/>
+    <w:lsdException w:name="Hashtag" w:semiHidden="1" w:unhideWhenUsed="1"/>
+    <w:lsdException w:name="Unresolved Mention" w:semiHidden="1" w:unhideWhenUsed="1"/>
+    <w:lsdException w:name="Smart Link" w:semiHidden="1" w:unhideWhenUsed="1"/>
   </w:latentStyles>
   <w:style w:type="paragraph" w:default="1" w:styleId="Normal">
     <w:name w:val="Normal"/>
